--- a/episodes/The_Dark_Rise_Episode_49.docx
+++ b/episodes/The_Dark_Rise_Episode_49.docx
@@ -217,7 +217,7 @@
           <w:sz w:val="24"/>
           <w:szCs w:val="24"/>
         </w:rPr>
-        <w:t xml:space="preserve">Beneath the ak-pu roots, the entity and Chibundu spent the day building the shape of the meeting the way they had once built the shape of a moved stone, piece by careful piece. The boundary itself, not deeper in Idoro. Night, when fewer eyes could witness what neither of them yet knew how to explain to a wider village. A fixed, short span of time, agreed on before either of them could let hope stretch it further than safety actually allowed.</w:t>
+        <w:t xml:space="preserve">Beneath the iroko roots, the entity and Chibundu spent the day building the shape of the meeting the way they had once built the shape of a moved stone, piece by careful piece. The boundary itself, not deeper in Idoro. Night, when fewer eyes could witness what neither of them yet knew how to explain to a wider village. A fixed, short span of time, agreed on before either of them could let hope stretch it further than safety actually allowed.</w:t>
       </w:r>
     </w:p>
     <w:p>

--- a/episodes/The_Dark_Rise_Episode_49.docx
+++ b/episodes/The_Dark_Rise_Episode_49.docx
@@ -126,20 +126,7 @@
     </w:p>
     <w:p>
       <w:pPr>
-        <w:spacing w:after="0" w:line="360"/>
-      </w:pPr>
-      <w:r>
-        <w:rPr>
-          <w:rFonts w:ascii="Georgia" w:hAnsi="Georgia" w:cs="Georgia"/>
-          <w:sz w:val="24"/>
-          <w:szCs w:val="24"/>
-        </w:rPr>
-        <w:t xml:space="preserve"/>
-      </w:r>
-    </w:p>
-    <w:p>
-      <w:pPr>
-        <w:spacing w:after="60" w:line="360"/>
+        <w:spacing w:after="60" w:line="360" w:before="480"/>
         <w:ind w:firstLine="360"/>
       </w:pPr>
       <w:r>
@@ -195,20 +182,7 @@
     </w:p>
     <w:p>
       <w:pPr>
-        <w:spacing w:after="0" w:line="360"/>
-      </w:pPr>
-      <w:r>
-        <w:rPr>
-          <w:rFonts w:ascii="Georgia" w:hAnsi="Georgia" w:cs="Georgia"/>
-          <w:sz w:val="24"/>
-          <w:szCs w:val="24"/>
-        </w:rPr>
-        <w:t xml:space="preserve"/>
-      </w:r>
-    </w:p>
-    <w:p>
-      <w:pPr>
-        <w:spacing w:after="60" w:line="360"/>
+        <w:spacing w:after="60" w:line="360" w:before="480"/>
         <w:ind w:firstLine="360"/>
       </w:pPr>
       <w:r>
@@ -236,20 +210,7 @@
     </w:p>
     <w:p>
       <w:pPr>
-        <w:spacing w:after="0" w:line="360"/>
-      </w:pPr>
-      <w:r>
-        <w:rPr>
-          <w:rFonts w:ascii="Georgia" w:hAnsi="Georgia" w:cs="Georgia"/>
-          <w:sz w:val="24"/>
-          <w:szCs w:val="24"/>
-        </w:rPr>
-        <w:t xml:space="preserve"/>
-      </w:r>
-    </w:p>
-    <w:p>
-      <w:pPr>
-        <w:spacing w:after="60" w:line="360"/>
+        <w:spacing w:after="60" w:line="360" w:before="480"/>
         <w:ind w:firstLine="360"/>
       </w:pPr>
       <w:r>
@@ -342,7 +303,23 @@
           <w:sz w:val="24"/>
           <w:szCs w:val="24"/>
         </w:rPr>
-        <w:t xml:space="preserve">VESSEL: FIRST SCHEDULED, DELIBERATE PHYSICAL REUNION WITH MATERNAL FIGURE. LOGISTICS CONFIRMED AND AGREED BY BOTH PARTIES. EMOTIONAL PREPARATION INCOMPLETE BY DEFINITION — NO PRIOR PRECEDENT AVAILABLE TO DRAW FROM.</w:t>
+        <w:t xml:space="preserve">In its ledger, the flat voice set down the plan.</w:t>
+      </w:r>
+    </w:p>
+    <w:p>
+      <w:pPr>
+        <w:spacing w:after="120" w:line="360"/>
+      </w:pPr>
+      <w:r>
+        <w:rPr>
+          <w:rFonts w:ascii="Georgia" w:hAnsi="Georgia" w:cs="Georgia"/>
+          <w:sz w:val="24"/>
+          <w:szCs w:val="24"/>
+          <w:b/>
+          <w:bCs/>
+          <w:caps/>
+        </w:rPr>
+        <w:t xml:space="preserve">Vessel: first scheduled, deliberate physical reunion with maternal figure. Logistics confirmed and agreed by both parties. Emotional preparation incomplete by definition. No prior precedent available to draw from.</w:t>
       </w:r>
     </w:p>
     <w:p>
@@ -385,19 +362,6 @@
           <w:szCs w:val="24"/>
         </w:rPr>
         <w:t xml:space="preserve">It considered calling the meeting off, and discarded the thought almost as quickly as the boy's face rose unbidden behind it, a boy who had waited a year and a name's worth of patience for exactly this chance. It considered telling him nothing of the scholar at all, and discarded that too, aware that whatever trust it had built these last careful weeks would not survive a single convenient silence dressed up as protection, however well intentioned that protection might feel in the moment. It settled, in the end, on the only path that had actually served it since it first chose honesty over concealment: telling him plainly, and letting him decide, together with the entity, whether the risk still felt worth carrying.</w:t>
-      </w:r>
-    </w:p>
-    <w:p>
-      <w:pPr>
-        <w:spacing w:after="0" w:line="360"/>
-      </w:pPr>
-      <w:r>
-        <w:rPr>
-          <w:rFonts w:ascii="Georgia" w:hAnsi="Georgia" w:cs="Georgia"/>
-          <w:sz w:val="24"/>
-          <w:szCs w:val="24"/>
-        </w:rPr>
-        <w:t xml:space="preserve"/>
       </w:r>
     </w:p>
     <w:sectPr>

--- a/episodes/The_Dark_Rise_Episode_49.docx
+++ b/episodes/The_Dark_Rise_Episode_49.docx
@@ -149,7 +149,7 @@
           <w:sz w:val="24"/>
           <w:szCs w:val="24"/>
         </w:rPr>
-        <w:t xml:space="preserve">Amara received the news from Osadebe with a stillness that did not fully break until she was alone, and only then let herself feel the full, disorienting size of what tomorrow night would actually be. She had imagined this reunion, in some form, nearly every day for over a year. She found now that none of her imagining had prepared her for how it would actually feel to have a date, a place, and a number of hours attached to a hope she had never quite let herself believe would arrive at all.</w:t>
+        <w:t xml:space="preserve">Amara received the news from Osadebe with a stillness that did not fully break until she was alone, and only then let herself feel the full, disorienting size of what tomorrow night would actually be. She had imagined this reunion, in some form, nearly every day for over a year. She found now that none of her imagining had prepared her for how it would actually feel to have a date, a place, and a number of hours attached to a hope she had never quite let herself believe would arrive at all. She slept little that night, and for once did not count the loss.</w:t>
       </w:r>
     </w:p>
     <w:p>
